--- a/rus/docx/58.content.docx
+++ b/rus/docx/58.content.docx
@@ -32401,19 +32401,7 @@
         <w:rPr>
           <w:lang w:val="ru_RU" w:bidi="ru_RU"/>
         </w:rPr>
-        <w:t>Возможно, упомянутый Тимофей был попутчиком Павла (см. «</w:t>
-      </w:r>
-      <w:r>
-        <w:rPr>
-          <w:lang w:val="ru_RU" w:bidi="ru_RU"/>
-        </w:rPr>
-        <w:t>Тимофей</w:t>
-      </w:r>
-      <w:r>
-        <w:rPr>
-          <w:lang w:val="ru_RU" w:bidi="ru_RU"/>
-        </w:rPr>
-        <w:t>»). Если это так, то его тюремное заключение не упоминается в других местах Нового Завета. Он явно был знаком с автором и адресатами этого письма.</w:t>
+        <w:t>Возможно, упомянутый Тимофей был попутчиком Павла (см. «Тимофей»). Если это так, то его тюремное заключение не упоминается в других местах Нового Завета. Он явно был знаком с автором и адресатами этого письма.</w:t>
       </w:r>
       <w:r>
         <w:rPr>
